--- a/companies/hollowell-ip/Engagements/Jackson Inc/2024.04.12 - Kickoff Memo - Trademark Clearance.docx
+++ b/companies/hollowell-ip/Engagements/Jackson Inc/2024.04.12 - Kickoff Memo - Trademark Clearance.docx
@@ -4,21 +4,11 @@
   <w:body>
     <w:p>
       <w:r>
-        <w:t>To: Kelly Snyder, Matthew Parrish</w:t>
+        <w:t>To: Mary Bradley, Managing Partner; Kelly Snyder, Associate; Matthew Parrish, Patent Agent</w:t>
         <w:br/>
-        <w:t>From: Ashley Williams</w:t>
+        <w:t>From: Ashley Williams, Patent Agent</w:t>
         <w:br/>
-        <w:t>Re: Kickoff -- Trademark Clearance for Jackson Inc</w:t>
-      </w:r>
-    </w:p>
-    <w:p>
-      <w:r>
-        <w:t>Our job on this one is narrow, and I want us to hold it that way. Jackson Inc has given us a set of proposed marks to clear before it commits to any of them, and the Jackson Inc engagement opened on April 9, 2024. We owe the client a clean search of each candidate and a written assessment of the risk it carries, and nothing that reads as a conclusion on that risk goes out without counsel's review.</w:t>
-      </w:r>
-    </w:p>
-    <w:p>
-      <w:r>
-        <w:t>We are at the very front of the work, so this memo sets the scope and the order of the searches, not any findings. There are no results yet, and there should not be. Read it as the plan of record for the matter, and tell me now if any of it does not fit how you expected the clearance to run.</w:t>
+        <w:t>Re: Kickoff, trademark clearance for Jackson Inc</w:t>
       </w:r>
     </w:p>
     <w:p>
@@ -26,7 +16,30 @@
         <w:pStyle w:val="Heading2"/>
       </w:pPr>
       <w:r>
-        <w:t>How the work breaks down, in the order I expect us to run it</w:t>
+        <w:t>What we have to deliver</w:t>
+      </w:r>
+    </w:p>
+    <w:p>
+      <w:r>
+        <w:t>We owe Jackson Inc one written answer. Can it use and register the name it has chosen, and how much risk comes with that choice? Kelly Snyder will write the clearance memorandum, and Mary Bradley will sign it.</w:t>
+      </w:r>
+    </w:p>
+    <w:p>
+      <w:r>
+        <w:t>The client will want a yes or a no. What we can honestly give is an assessment of risk with its reasons, and the memorandum should be framed that way from the first draft.</w:t>
+      </w:r>
+    </w:p>
+    <w:p>
+      <w:r>
+        <w:t>The matter opened on April 9, 2024. Our contact at the client is Cynthia Hunter, the Chief Operating Officer. Every request to the client goes to her in writing, so that we have a record of what we asked and when.</w:t>
+      </w:r>
+    </w:p>
+    <w:p>
+      <w:pPr>
+        <w:pStyle w:val="Heading2"/>
+      </w:pPr>
+      <w:r>
+        <w:t>How we have divided the work</w:t>
       </w:r>
     </w:p>
     <w:p>
@@ -34,7 +47,7 @@
         <w:pStyle w:val="ListBullet"/>
       </w:pPr>
       <w:r>
-        <w:t>Fix the scope. I will pin down each candidate mark and the exact goods and services Jackson Inc means to use it on, from what Cynthia Hunter and her team send over. A mark cleared against the wrong class is not cleared at all, so this comes first and I will not rush it.</w:t>
+        <w:t>Intake, Kelly Snyder. Confirm in writing the mark, the goods and services, the sales channels, and any use the client has already made of the name. Every search we run is only as good as this description.</w:t>
       </w:r>
     </w:p>
     <w:p>
@@ -42,7 +55,7 @@
         <w:pStyle w:val="ListBullet"/>
       </w:pPr>
       <w:r>
-        <w:t>Knockout searches. I will run a first-pass search of each candidate against the federal register, to drop any that collide head-on before we spend the full search on it. This is a filter, not an opinion, and it stays that way in the file.</w:t>
+        <w:t>Screening search, Matthew Parrish. Search federal registrations and pending applications for identical and close marks. Anything that looks like an obvious obstacle goes to Kelly before we spend the client's money on a full search.</w:t>
       </w:r>
     </w:p>
     <w:p>
@@ -50,7 +63,7 @@
         <w:pStyle w:val="ListBullet"/>
       </w:pPr>
       <w:r>
-        <w:t>Full clearance search. For the marks that survive the knockout, I will search the federal register, the state registries, and the common-law sources, and pull every mark that reads as the same or confusingly similar. Matthew Parrish will take the state and common-law searches so we cover more ground in parallel rather than one source after another.</w:t>
+        <w:t>Full search and review, Kelly Snyder with Matthew Parrish. If screening is clear, we order the full report. Matthew builds the first-pass table of marks, owners, and goods, and Kelly decides which entries need real analysis.</w:t>
       </w:r>
     </w:p>
     <w:p>
@@ -58,22 +71,78 @@
         <w:pStyle w:val="ListBullet"/>
       </w:pPr>
       <w:r>
-        <w:t>Record and report. Kelly Snyder keeps the search record current and anchored to the docket as we go, and she will build the written clearance report from it. The risk assessment in that report is reviewed by counsel before it reaches the client, not sent straight from the search results.</w:t>
+        <w:t>Docket and search log, Ashley Williams. I will docket every client and internal date on the matter. I will also keep a dated log of each search: what was searched, when, and by whom.</w:t>
+      </w:r>
+    </w:p>
+    <w:p>
+      <w:pPr>
+        <w:pStyle w:val="ListBullet"/>
+      </w:pPr>
+      <w:r>
+        <w:t>Memorandum, Kelly Snyder, reviewed by Mary Bradley. A privileged clearance memorandum with a risk assessment and a recommendation: proceed, modify the mark, or choose another.</w:t>
       </w:r>
     </w:p>
     <w:p>
       <w:r>
-        <w:t>One rule while the matter is open. Anything that goes to Jackson Inc that touches a conclusion on risk goes through counsel first. We are agents on this clearance, and the view on whether a mark is safe to adopt is the firm's to give and to stand behind, so we hand it up rather than offer it ourselves. Routine questions about scope and materials I will take with Cynthia Hunter directly, and I will copy the two of you so the thread stays in one place.</w:t>
+        <w:t>One point applies to all of it. Matthew and I are patent agents, and our registration does not extend to trademark matters. We gather, organize, and log the record, while Kelly and Mary draw the conclusions, so nothing we write, internally or to the client, should read as an opinion on the mark.</w:t>
       </w:r>
     </w:p>
     <w:p>
       <w:r>
-        <w:t>Getting started this week: I will send Cynthia Hunter the short list of what we need to fix the scope, and Kelly Snyder will open the matter on the docket and stand up the search file. Matthew Parrish, start reading into the goods-and-services classes for the candidates so we are ready to search the moment the scope is set.</w:t>
+        <w:t>The fee is fixed, so the scope in the engagement letter is the scope we work to. If the full search returns more than we can review properly in the time we have, Kelly will raise it with Mary early, while there is still room to agree a change with the client.</w:t>
+      </w:r>
+    </w:p>
+    <w:p>
+      <w:pPr>
+        <w:pStyle w:val="Heading2"/>
+      </w:pPr>
+      <w:r>
+        <w:t>The coming two weeks</w:t>
+      </w:r>
+    </w:p>
+    <w:p>
+      <w:pPr>
+        <w:pStyle w:val="ListBullet"/>
+      </w:pPr>
+      <w:r>
+        <w:t>Kelly's intake request went to Cynthia Hunter this week. I have docketed the date we asked her to answer by, and I will follow up the day after it if nothing has arrived.</w:t>
+      </w:r>
+    </w:p>
+    <w:p>
+      <w:pPr>
+        <w:pStyle w:val="ListBullet"/>
+      </w:pPr>
+      <w:r>
+        <w:t>Matthew starts the screening search as soon as the goods description is confirmed. He circulates his table when it is done.</w:t>
+      </w:r>
+    </w:p>
+    <w:p>
+      <w:pPr>
+        <w:pStyle w:val="ListBullet"/>
+      </w:pPr>
+      <w:r>
+        <w:t>Matthew, please record your search strings in the log as you go. If Kelly needs to rerun or widen a search later, she should be able to see exactly what was done.</w:t>
+      </w:r>
+    </w:p>
+    <w:p>
+      <w:pPr>
+        <w:pStyle w:val="ListBullet"/>
+      </w:pPr>
+      <w:r>
+        <w:t>Kelly and Mary review that table together before we order the full search. The order is the first real cost to the client, so it needs Mary's approval.</w:t>
+      </w:r>
+    </w:p>
+    <w:p>
+      <w:pPr>
+        <w:pStyle w:val="ListBullet"/>
+      </w:pPr>
+      <w:r>
+        <w:t>By Monday I will send each of you the docket entries that are yours.</w:t>
       </w:r>
     </w:p>
     <w:p>
       <w:r>
-        <w:t>The first thing that has to happen is the scope. Nothing downstream is worth starting until each candidate mark and its classes are fixed in writing, so that is where our time goes now.</w:t>
+        <w:t>If any assignment here does not match your understanding, please tell me before Matthew begins. I will reissue the list with the change.</w:t>
       </w:r>
     </w:p>
     <w:sectPr>
